--- a/test_data/smlouva21_anon.docx
+++ b/test_data/smlouva21_anon.docx
@@ -81,139 +81,128 @@
         </w:numPr>
       </w:pPr>
       <w:r>
-        <w:t>[[PERSON_4]] – „s [[PERSON_4]]“, „o [[PERSON_4]]“</w:t>
-      </w:r>
-    </w:p>
-    <w:p>
-      <w:pPr>
-        <w:numPr>
-          <w:ilvl w:val="0"/>
-          <w:numId w:val="1"/>
-        </w:numPr>
-      </w:pPr>
-      <w:r>
-        <w:t>[[PERSON_5]] – „u [[PERSON_5]]“, „k [[PERSON_5]]“</w:t>
-      </w:r>
-    </w:p>
-    <w:p>
-      <w:pPr>
-        <w:numPr>
-          <w:ilvl w:val="0"/>
-          <w:numId w:val="1"/>
-        </w:numPr>
-      </w:pPr>
-      <w:r>
-        <w:t>[[PERSON_6]] – „o [[PERSON_6]]“, „se [[PERSON_6]]“</w:t>
-      </w:r>
-    </w:p>
-    <w:p>
-      <w:pPr>
-        <w:numPr>
-          <w:ilvl w:val="0"/>
-          <w:numId w:val="1"/>
-        </w:numPr>
-      </w:pPr>
-      <w:r>
-        <w:t>[[PERSON_7]] – „k [[PERSON_7]]“, „u [[PERSON_7]]“</w:t>
-      </w:r>
-    </w:p>
-    <w:p>
-      <w:pPr>
-        <w:numPr>
-          <w:ilvl w:val="0"/>
-          <w:numId w:val="1"/>
-        </w:numPr>
-      </w:pPr>
-      <w:r>
-        <w:t>[[PERSON_8]] – „s [[PERSON_8]]“, „o [[PERSON_8]]“</w:t>
-      </w:r>
-    </w:p>
-    <w:p>
-      <w:pPr>
-        <w:numPr>
-          <w:ilvl w:val="0"/>
-          <w:numId w:val="1"/>
-        </w:numPr>
-      </w:pPr>
-      <w:r>
-        <w:t>[[PERSON_10]] – „u [[PERSON_10]]“, „s [[PERSON_10]]“</w:t>
-      </w:r>
-    </w:p>
-    <w:p>
-      <w:pPr>
-        <w:numPr>
-          <w:ilvl w:val="0"/>
-          <w:numId w:val="1"/>
-        </w:numPr>
-      </w:pPr>
-      <w:r>
-        <w:t>[[PERSON_11]] – „s [[PERSON_11]]“, „k [[PERSON_11]]“</w:t>
-      </w:r>
-    </w:p>
-    <w:p>
-      <w:pPr>
-        <w:numPr>
-          <w:ilvl w:val="0"/>
-          <w:numId w:val="1"/>
-        </w:numPr>
-      </w:pPr>
-      <w:r>
-        <w:t>[[PERSON_12]] – „s [[PERSON_12]]“, „o [[PERSON_12]]“</w:t>
-      </w:r>
-    </w:p>
-    <w:p>
-      <w:pPr>
-        <w:numPr>
-          <w:ilvl w:val="0"/>
-          <w:numId w:val="1"/>
-        </w:numPr>
-      </w:pPr>
-      <w:r>
-        <w:t>[[PERSON_13]] – „ke [[PERSON_13]]“, „o [[PERSON_13]]“</w:t>
-      </w:r>
-    </w:p>
-    <w:p>
-      <w:pPr>
-        <w:numPr>
-          <w:ilvl w:val="0"/>
-          <w:numId w:val="1"/>
-        </w:numPr>
-      </w:pPr>
-      <w:r>
-        <w:t>[[PERSON_14]] – „o [[PERSON_14]]“, „s [[PERSON_14]]“</w:t>
-      </w:r>
-    </w:p>
-    <w:p>
-      <w:pPr>
-        <w:numPr>
-          <w:ilvl w:val="0"/>
-          <w:numId w:val="1"/>
-        </w:numPr>
-      </w:pPr>
-      <w:r>
-        <w:t>[[PERSON_15]] – „u [[PERSON_15]]“, „s [[PERSON_15]]“</w:t>
-      </w:r>
-    </w:p>
-    <w:p>
-      <w:pPr>
-        <w:numPr>
-          <w:ilvl w:val="0"/>
-          <w:numId w:val="1"/>
-        </w:numPr>
-      </w:pPr>
-      <w:r>
-        <w:t>[[PERSON_16]] – „ke [[PERSON_16]]“, „o [[PERSON_16]]“</w:t>
-      </w:r>
-    </w:p>
-    <w:p>
-      <w:pPr>
-        <w:numPr>
-          <w:ilvl w:val="0"/>
-          <w:numId w:val="1"/>
-        </w:numPr>
-      </w:pPr>
-      <w:r>
-        <w:t>[[PERSON_17]] – „s [[PERSON_17]]“, „o [[PERSON_17]]“</w:t>
+        <w:t>[[PERSON_5]] – „s [[PERSON_5]]“, „o [[PERSON_5]]“</w:t>
+      </w:r>
+    </w:p>
+    <w:p>
+      <w:pPr>
+        <w:numPr>
+          <w:ilvl w:val="0"/>
+          <w:numId w:val="1"/>
+        </w:numPr>
+      </w:pPr>
+      <w:r>
+        <w:t>[[PERSON_6]] – „u [[PERSON_6]]“, „k [[PERSON_6]]“</w:t>
+      </w:r>
+    </w:p>
+    <w:p>
+      <w:pPr>
+        <w:numPr>
+          <w:ilvl w:val="0"/>
+          <w:numId w:val="1"/>
+        </w:numPr>
+      </w:pPr>
+      <w:r>
+        <w:t>[[PERSON_7]] – „o [[PERSON_7]]“, „se [[PERSON_7]]“</w:t>
+      </w:r>
+    </w:p>
+    <w:p>
+      <w:pPr>
+        <w:numPr>
+          <w:ilvl w:val="0"/>
+          <w:numId w:val="1"/>
+        </w:numPr>
+      </w:pPr>
+      <w:r>
+        <w:t>[[PERSON_8]] – „k [[PERSON_8]]“, „u [[PERSON_8]]“</w:t>
+      </w:r>
+    </w:p>
+    <w:p>
+      <w:pPr>
+        <w:numPr>
+          <w:ilvl w:val="0"/>
+          <w:numId w:val="1"/>
+        </w:numPr>
+      </w:pPr>
+      <w:r>
+        <w:t>[[PERSON_9]] – „s [[PERSON_9]]“, „o [[PERSON_9]]“</w:t>
+      </w:r>
+    </w:p>
+    <w:p>
+      <w:pPr>
+        <w:numPr>
+          <w:ilvl w:val="0"/>
+          <w:numId w:val="1"/>
+        </w:numPr>
+      </w:pPr>
+      <w:r>
+        <w:t>[[PERSON_11]] – „u [[PERSON_11]]“, „s [[PERSON_11]]“</w:t>
+      </w:r>
+    </w:p>
+    <w:p>
+      <w:pPr>
+        <w:numPr>
+          <w:ilvl w:val="0"/>
+          <w:numId w:val="1"/>
+        </w:numPr>
+      </w:pPr>
+      <w:r>
+        <w:t>[[PERSON_12]] – „s [[PERSON_12]]“, „k [[PERSON_12]]“</w:t>
+      </w:r>
+    </w:p>
+    <w:p>
+      <w:pPr>
+        <w:numPr>
+          <w:ilvl w:val="0"/>
+          <w:numId w:val="1"/>
+        </w:numPr>
+      </w:pPr>
+      <w:r>
+        <w:t>[[PERSON_13]] – „s [[PERSON_13]]“, „o [[PERSON_13]]“</w:t>
+      </w:r>
+    </w:p>
+    <w:p>
+      <w:pPr>
+        <w:numPr>
+          <w:ilvl w:val="0"/>
+          <w:numId w:val="1"/>
+        </w:numPr>
+      </w:pPr>
+      <w:r>
+        <w:t>[[PERSON_14]] – „ke [[PERSON_14]]“, „o [[PERSON_14]]“</w:t>
+      </w:r>
+    </w:p>
+    <w:p>
+      <w:pPr>
+        <w:numPr>
+          <w:ilvl w:val="0"/>
+          <w:numId w:val="1"/>
+        </w:numPr>
+      </w:pPr>
+      <w:r>
+        <w:t>[[PERSON_15]] – „o [[PERSON_15]]“, „s [[PERSON_15]]“</w:t>
+      </w:r>
+    </w:p>
+    <w:p>
+      <w:pPr>
+        <w:numPr>
+          <w:ilvl w:val="0"/>
+          <w:numId w:val="1"/>
+        </w:numPr>
+      </w:pPr>
+      <w:r>
+        <w:t>[[PERSON_16]] – „u [[PERSON_16]]“, „s [[PERSON_16]]“</w:t>
+      </w:r>
+    </w:p>
+    <w:p>
+      <w:pPr>
+        <w:numPr>
+          <w:ilvl w:val="0"/>
+          <w:numId w:val="1"/>
+        </w:numPr>
+      </w:pPr>
+      <w:r>
+        <w:t>[[PERSON_17]] – „ke [[PERSON_17]]“, „o [[PERSON_17]]“</w:t>
       </w:r>
     </w:p>
     <w:p>
@@ -235,84 +224,95 @@
         </w:numPr>
       </w:pPr>
       <w:r>
-        <w:t>[[PERSON_20]] – „k [[PERSON_20]]“, „od [[PERSON_20]]“</w:t>
-      </w:r>
-    </w:p>
-    <w:p>
-      <w:pPr>
-        <w:numPr>
-          <w:ilvl w:val="0"/>
-          <w:numId w:val="1"/>
-        </w:numPr>
-      </w:pPr>
-      <w:r>
-        <w:t>[[PERSON_21]] – „o [[PERSON_21]]“, „s [[PERSON_21]]“</w:t>
-      </w:r>
-    </w:p>
-    <w:p>
-      <w:pPr>
-        <w:numPr>
-          <w:ilvl w:val="0"/>
-          <w:numId w:val="1"/>
-        </w:numPr>
-      </w:pPr>
-      <w:r>
-        <w:t>[[PERSON_22]] – „o [[PERSON_22]]“, „se [[PERSON_22]]“</w:t>
-      </w:r>
-    </w:p>
-    <w:p>
-      <w:pPr>
-        <w:numPr>
-          <w:ilvl w:val="0"/>
-          <w:numId w:val="1"/>
-        </w:numPr>
-      </w:pPr>
-      <w:r>
-        <w:t>[[PERSON_23]] – „s [[PERSON_23]]“, „u [[PERSON_23]]“</w:t>
-      </w:r>
-    </w:p>
-    <w:p>
-      <w:pPr>
-        <w:numPr>
-          <w:ilvl w:val="0"/>
-          <w:numId w:val="1"/>
-        </w:numPr>
-      </w:pPr>
-      <w:r>
-        <w:t>[[PERSON_25]] – „o [[PERSON_25]]“, „s [[PERSON_25]]“</w:t>
-      </w:r>
-    </w:p>
-    <w:p>
-      <w:pPr>
-        <w:numPr>
-          <w:ilvl w:val="0"/>
-          <w:numId w:val="1"/>
-        </w:numPr>
-      </w:pPr>
-      <w:r>
-        <w:t>[[PERSON_26]] – „k [[PERSON_26]]“, „o [[PERSON_26]]“</w:t>
-      </w:r>
-    </w:p>
-    <w:p>
-      <w:pPr>
-        <w:numPr>
-          <w:ilvl w:val="0"/>
-          <w:numId w:val="1"/>
-        </w:numPr>
-      </w:pPr>
-      <w:r>
-        <w:t>[[PERSON_27]] – „se [[PERSON_27]]“, „o [[PERSON_27]]“</w:t>
-      </w:r>
-    </w:p>
-    <w:p>
-      <w:pPr>
-        <w:numPr>
-          <w:ilvl w:val="0"/>
-          <w:numId w:val="1"/>
-        </w:numPr>
-      </w:pPr>
-      <w:r>
-        <w:t>[[PERSON_28]] – „o [[PERSON_28]]“, „s [[PERSON_28]]“</w:t>
+        <w:t>[[PERSON_19]] – „s [[PERSON_19]]“, „o [[PERSON_19]]“</w:t>
+      </w:r>
+    </w:p>
+    <w:p>
+      <w:pPr>
+        <w:numPr>
+          <w:ilvl w:val="0"/>
+          <w:numId w:val="1"/>
+        </w:numPr>
+      </w:pPr>
+      <w:r>
+        <w:t>[[PERSON_21]] – „k [[PERSON_21]]“, „od [[PERSON_21]]“</w:t>
+      </w:r>
+    </w:p>
+    <w:p>
+      <w:pPr>
+        <w:numPr>
+          <w:ilvl w:val="0"/>
+          <w:numId w:val="1"/>
+        </w:numPr>
+      </w:pPr>
+      <w:r>
+        <w:t>[[PERSON_22]] – „o [[PERSON_22]]“, „s [[PERSON_22]]“</w:t>
+      </w:r>
+    </w:p>
+    <w:p>
+      <w:pPr>
+        <w:numPr>
+          <w:ilvl w:val="0"/>
+          <w:numId w:val="1"/>
+        </w:numPr>
+      </w:pPr>
+      <w:r>
+        <w:t>[[PERSON_23]] – „o [[PERSON_23]]“, „se [[PERSON_23]]“</w:t>
+      </w:r>
+    </w:p>
+    <w:p>
+      <w:pPr>
+        <w:numPr>
+          <w:ilvl w:val="0"/>
+          <w:numId w:val="1"/>
+        </w:numPr>
+      </w:pPr>
+      <w:r>
+        <w:t>[[PERSON_24]] – „s [[PERSON_24]]“, „u [[PERSON_24]]“</w:t>
+      </w:r>
+    </w:p>
+    <w:p>
+      <w:pPr>
+        <w:numPr>
+          <w:ilvl w:val="0"/>
+          <w:numId w:val="1"/>
+        </w:numPr>
+      </w:pPr>
+      <w:r>
+        <w:t>[[PERSON_26]] – „o [[PERSON_26]]“, „s [[PERSON_26]]“</w:t>
+      </w:r>
+    </w:p>
+    <w:p>
+      <w:pPr>
+        <w:numPr>
+          <w:ilvl w:val="0"/>
+          <w:numId w:val="1"/>
+        </w:numPr>
+      </w:pPr>
+      <w:r>
+        <w:t>[[PERSON_27]] – „k [[PERSON_27]]“, „o [[PERSON_27]]“</w:t>
+      </w:r>
+    </w:p>
+    <w:p>
+      <w:pPr>
+        <w:numPr>
+          <w:ilvl w:val="0"/>
+          <w:numId w:val="1"/>
+        </w:numPr>
+      </w:pPr>
+      <w:r>
+        <w:t>[[PERSON_28]] – „se [[PERSON_28]]“, „o [[PERSON_28]]“</w:t>
+      </w:r>
+    </w:p>
+    <w:p>
+      <w:pPr>
+        <w:numPr>
+          <w:ilvl w:val="0"/>
+          <w:numId w:val="1"/>
+        </w:numPr>
+      </w:pPr>
+      <w:r>
+        <w:t>[[PERSON_29]] – „o [[PERSON_29]]“, „s [[PERSON_29]]“</w:t>
       </w:r>
     </w:p>
     <w:p>
@@ -345,7 +345,7 @@
         </w:numPr>
       </w:pPr>
       <w:r>
-        <w:t>[[PERSON_29]] – „s [[PERSON_30]]“, „o [[PERSON_29]]“</w:t>
+        <w:t>[[PERSON_30]] – „s [[PERSON_30]]“, „o [[PERSON_30]]“</w:t>
       </w:r>
     </w:p>
     <w:p>
@@ -444,7 +444,7 @@
         </w:numPr>
       </w:pPr>
       <w:r>
-        <w:t>[[PERSON_41]] – „pro [[PERSON_41]]“, „o [[PERSON_41]]“</w:t>
+        <w:t>[[PERSON_41]] – „pro [[PERSON_41]]“, „o [[PERSON_39]]“</w:t>
       </w:r>
     </w:p>
     <w:p>
@@ -477,73 +477,84 @@
         </w:numPr>
       </w:pPr>
       <w:r>
-        <w:t>[[PERSON_45]] – „s [[PERSON_45]]“, „o [[PERSON_44]]“</w:t>
-      </w:r>
-    </w:p>
-    <w:p>
-      <w:pPr>
-        <w:numPr>
-          <w:ilvl w:val="0"/>
-          <w:numId w:val="2"/>
-        </w:numPr>
-      </w:pPr>
-      <w:r>
-        <w:t>[[PERSON_46]] – „s [[PERSON_46]]“, „o [[PERSON_46]]“</w:t>
-      </w:r>
-    </w:p>
-    <w:p>
-      <w:pPr>
-        <w:numPr>
-          <w:ilvl w:val="0"/>
-          <w:numId w:val="2"/>
-        </w:numPr>
-      </w:pPr>
-      <w:r>
-        <w:t>[[PERSON_47]] – „u [[PERSON_47]]“, „o [[PERSON_47]]“</w:t>
-      </w:r>
-    </w:p>
-    <w:p>
-      <w:pPr>
-        <w:numPr>
-          <w:ilvl w:val="0"/>
-          <w:numId w:val="2"/>
-        </w:numPr>
-      </w:pPr>
-      <w:r>
-        <w:t>[[PERSON_48]] – „se [[PERSON_48]]“, „o [[PERSON_48]]“</w:t>
-      </w:r>
-    </w:p>
-    <w:p>
-      <w:pPr>
-        <w:numPr>
-          <w:ilvl w:val="0"/>
-          <w:numId w:val="2"/>
-        </w:numPr>
-      </w:pPr>
-      <w:r>
-        <w:t>[[PERSON_49]] – „o [[PERSON_49]]“, „s [[PERSON_49]]“</w:t>
-      </w:r>
-    </w:p>
-    <w:p>
-      <w:pPr>
-        <w:numPr>
-          <w:ilvl w:val="0"/>
-          <w:numId w:val="2"/>
-        </w:numPr>
-      </w:pPr>
-      <w:r>
-        <w:t>[[PERSON_50]] – „k [[PERSON_50]]“, „o [[PERSON_50]]“</w:t>
-      </w:r>
-    </w:p>
-    <w:p>
-      <w:pPr>
-        <w:numPr>
-          <w:ilvl w:val="0"/>
-          <w:numId w:val="2"/>
-        </w:numPr>
-      </w:pPr>
-      <w:r>
-        <w:t>[[PERSON_51]] – „o [[PERSON_51]]“, „s [[PERSON_51]]“</w:t>
+        <w:t>[[PERSON_44]] – „s [[PERSON_44]]“, „o [[PERSON_44]]“</w:t>
+      </w:r>
+    </w:p>
+    <w:p>
+      <w:pPr>
+        <w:numPr>
+          <w:ilvl w:val="0"/>
+          <w:numId w:val="2"/>
+        </w:numPr>
+      </w:pPr>
+      <w:r>
+        <w:t>[[PERSON_45]] – „s [[PERSON_45]]“, „o [[PERSON_45]]“</w:t>
+      </w:r>
+    </w:p>
+    <w:p>
+      <w:pPr>
+        <w:numPr>
+          <w:ilvl w:val="0"/>
+          <w:numId w:val="2"/>
+        </w:numPr>
+      </w:pPr>
+      <w:r>
+        <w:t>[[PERSON_46]] – „u [[PERSON_46]]“, „o [[PERSON_46]]“</w:t>
+      </w:r>
+    </w:p>
+    <w:p>
+      <w:pPr>
+        <w:numPr>
+          <w:ilvl w:val="0"/>
+          <w:numId w:val="2"/>
+        </w:numPr>
+      </w:pPr>
+      <w:r>
+        <w:t>[[PERSON_47]] – „se [[PERSON_47]]“, „o [[PERSON_47]]“</w:t>
+      </w:r>
+    </w:p>
+    <w:p>
+      <w:pPr>
+        <w:numPr>
+          <w:ilvl w:val="0"/>
+          <w:numId w:val="2"/>
+        </w:numPr>
+      </w:pPr>
+      <w:r>
+        <w:t>[[PERSON_48]] – „o [[PERSON_48]]“, „s [[PERSON_48]]“</w:t>
+      </w:r>
+    </w:p>
+    <w:p>
+      <w:pPr>
+        <w:numPr>
+          <w:ilvl w:val="0"/>
+          <w:numId w:val="2"/>
+        </w:numPr>
+      </w:pPr>
+      <w:r>
+        <w:t>[[PERSON_49]] – „k [[PERSON_49]]“, „o [[PERSON_49]]“</w:t>
+      </w:r>
+    </w:p>
+    <w:p>
+      <w:pPr>
+        <w:numPr>
+          <w:ilvl w:val="0"/>
+          <w:numId w:val="2"/>
+        </w:numPr>
+      </w:pPr>
+      <w:r>
+        <w:t>[[PERSON_50]] – „o [[PERSON_50]]“, „s [[PERSON_50]]“</w:t>
+      </w:r>
+    </w:p>
+    <w:p>
+      <w:pPr>
+        <w:numPr>
+          <w:ilvl w:val="0"/>
+          <w:numId w:val="2"/>
+        </w:numPr>
+      </w:pPr>
+      <w:r>
+        <w:t>[[PERSON_51]] – „s [[PERSON_51]]“, „o [[PERSON_51]]“</w:t>
       </w:r>
     </w:p>
     <w:p>
@@ -565,29 +576,18 @@
         </w:numPr>
       </w:pPr>
       <w:r>
-        <w:t>[[PERSON_53]] – „s [[PERSON_53]]“, „o [[PERSON_53]]“</w:t>
-      </w:r>
-    </w:p>
-    <w:p>
-      <w:pPr>
-        <w:numPr>
-          <w:ilvl w:val="0"/>
-          <w:numId w:val="2"/>
-        </w:numPr>
-      </w:pPr>
-      <w:r>
-        <w:t>[[PERSON_54]] – „o [[PERSON_54]]“, „s [[PERSON_54]]“</w:t>
-      </w:r>
-    </w:p>
-    <w:p>
-      <w:pPr>
-        <w:numPr>
-          <w:ilvl w:val="0"/>
-          <w:numId w:val="2"/>
-        </w:numPr>
-      </w:pPr>
-      <w:r>
-        <w:t>[[PERSON_55]] – „s [[PERSON_55]]“, „o [[PERSON_55]]“</w:t>
+        <w:t>[[PERSON_53]] – „o [[PERSON_53]]“, „s [[PERSON_53]]“</w:t>
+      </w:r>
+    </w:p>
+    <w:p>
+      <w:pPr>
+        <w:numPr>
+          <w:ilvl w:val="0"/>
+          <w:numId w:val="2"/>
+        </w:numPr>
+      </w:pPr>
+      <w:r>
+        <w:t>[[PERSON_54]] – „s [[PERSON_54]]“, „o [[PERSON_54]]“</w:t>
       </w:r>
     </w:p>
     <w:p>

--- a/test_data/smlouva21_anon.docx
+++ b/test_data/smlouva21_anon.docx
@@ -70,7 +70,7 @@
         </w:numPr>
       </w:pPr>
       <w:r>
-        <w:t>[[PERSON_3]] – „pro [[PERSON_3]]“, „s [[PERSON_3]]“</w:t>
+        <w:t>[[PERSON_4]] – „pro [[PERSON_4]]“, „s [[PERSON_3]]“</w:t>
       </w:r>
     </w:p>
     <w:p>
@@ -125,7 +125,7 @@
         </w:numPr>
       </w:pPr>
       <w:r>
-        <w:t>[[PERSON_9]] – „s [[PERSON_9]]“, „o [[PERSON_9]]“</w:t>
+        <w:t>[[PERSON_9]] – „s [[PERSON_10]]“, „o [[PERSON_9]]“</w:t>
       </w:r>
     </w:p>
     <w:p>
@@ -224,7 +224,7 @@
         </w:numPr>
       </w:pPr>
       <w:r>
-        <w:t>[[PERSON_19]] – „s [[PERSON_19]]“, „o [[PERSON_19]]“</w:t>
+        <w:t>[[PERSON_19]] – „s [[PERSON_20]]“, „o [[PERSON_19]]“</w:t>
       </w:r>
     </w:p>
     <w:p>
@@ -268,7 +268,7 @@
         </w:numPr>
       </w:pPr>
       <w:r>
-        <w:t>[[PERSON_24]] – „s [[PERSON_24]]“, „u [[PERSON_24]]“</w:t>
+        <w:t>[[PERSON_24]] – „s [[PERSON_25]]“, „u [[PERSON_24]]“</w:t>
       </w:r>
     </w:p>
     <w:p>
@@ -444,7 +444,7 @@
         </w:numPr>
       </w:pPr>
       <w:r>
-        <w:t>[[PERSON_41]] – „pro [[PERSON_41]]“, „o [[PERSON_39]]“</w:t>
+        <w:t>[[PERSON_41]] – „pro [[PERSON_40]]“, „o [[PERSON_39]]“</w:t>
       </w:r>
     </w:p>
     <w:p>
@@ -598,22 +598,28 @@
         </w:numPr>
       </w:pPr>
       <w:r>
-        <w:t>[[PERSON_56]] – „o [[PERSON_56]]“, „s [[PERSON_56]]“</w:t>
-      </w:r>
-    </w:p>
-    <w:p>
-      <w:pPr>
-        <w:numPr>
-          <w:ilvl w:val="0"/>
-          <w:numId w:val="2"/>
-        </w:numPr>
-      </w:pPr>
-      <w:r>
-        <w:t>[[PERSON_57]] – „s [[PERSON_57]]“, „o [[PERSON_57]]“</w:t>
+        <w:t>[[PERSON_55]] – „o [[PERSON_55]]“, „s [[PERSON_55]]“</w:t>
+      </w:r>
+    </w:p>
+    <w:p>
+      <w:pPr>
+        <w:numPr>
+          <w:ilvl w:val="0"/>
+          <w:numId w:val="2"/>
+        </w:numPr>
+      </w:pPr>
+      <w:r>
+        <w:t>[[PERSON_56]] – „s [[PERSON_56]]“, „o [[PERSON_56]]“</w:t>
       </w:r>
     </w:p>
     <w:p/>
     <w:sectPr>
+      <w:headerReference w:type="default" r:id="rId7"/>
+      <w:footerReference w:type="default" r:id="rId8"/>
+      <w:headerReference w:type="first" r:id="rId9"/>
+      <w:footerReference w:type="first" r:id="rId10"/>
+      <w:headerReference w:type="even" r:id="rId11"/>
+      <w:footerReference w:type="even" r:id="rId12"/>
       <w:pgSz w:w="11906" w:h="16838"/>
       <w:pgMar w:top="1440" w:right="1440" w:bottom="1440" w:left="1440" w:header="708" w:footer="708" w:gutter="0"/>
       <w:cols w:space="708"/>
@@ -621,6 +627,66 @@
     </w:sectPr>
   </w:body>
 </w:document>
+</file>
+
+<file path=word/footer1.xml><?xml version="1.0" encoding="utf-8"?>
+<w:ftr xmlns:m="http://schemas.openxmlformats.org/officeDocument/2006/math" xmlns:mc="http://schemas.openxmlformats.org/markup-compatibility/2006" xmlns:mo="http://schemas.microsoft.com/office/mac/office/2008/main" xmlns:mv="urn:schemas-microsoft-com:mac:vml" xmlns:o="urn:schemas-microsoft-com:office:office" xmlns:r="http://schemas.openxmlformats.org/officeDocument/2006/relationships" xmlns:v="urn:schemas-microsoft-com:vml" xmlns:w10="urn:schemas-microsoft-com:office:word" xmlns:w14="http://schemas.microsoft.com/office/word/2010/wordml" xmlns:w="http://schemas.openxmlformats.org/wordprocessingml/2006/main" xmlns:wne="http://schemas.microsoft.com/office/word/2006/wordml" xmlns:wp14="http://schemas.microsoft.com/office/word/2010/wordprocessingDrawing" xmlns:wp="http://schemas.openxmlformats.org/drawingml/2006/wordprocessingDrawing" xmlns:wpc="http://schemas.microsoft.com/office/word/2010/wordprocessingCanvas" xmlns:wpg="http://schemas.microsoft.com/office/word/2010/wordprocessingGroup" xmlns:wpi="http://schemas.microsoft.com/office/word/2010/wordprocessingInk" xmlns:wps="http://schemas.microsoft.com/office/word/2010/wordprocessingShape" mc:Ignorable="w14 wp14">
+  <w:p>
+    <w:pPr>
+      <w:pStyle w:val="Footer"/>
+    </w:pPr>
+  </w:p>
+</w:ftr>
+</file>
+
+<file path=word/footer2.xml><?xml version="1.0" encoding="utf-8"?>
+<w:ftr xmlns:m="http://schemas.openxmlformats.org/officeDocument/2006/math" xmlns:mc="http://schemas.openxmlformats.org/markup-compatibility/2006" xmlns:mo="http://schemas.microsoft.com/office/mac/office/2008/main" xmlns:mv="urn:schemas-microsoft-com:mac:vml" xmlns:o="urn:schemas-microsoft-com:office:office" xmlns:r="http://schemas.openxmlformats.org/officeDocument/2006/relationships" xmlns:v="urn:schemas-microsoft-com:vml" xmlns:w10="urn:schemas-microsoft-com:office:word" xmlns:w14="http://schemas.microsoft.com/office/word/2010/wordml" xmlns:w="http://schemas.openxmlformats.org/wordprocessingml/2006/main" xmlns:wne="http://schemas.microsoft.com/office/word/2006/wordml" xmlns:wp14="http://schemas.microsoft.com/office/word/2010/wordprocessingDrawing" xmlns:wp="http://schemas.openxmlformats.org/drawingml/2006/wordprocessingDrawing" xmlns:wpc="http://schemas.microsoft.com/office/word/2010/wordprocessingCanvas" xmlns:wpg="http://schemas.microsoft.com/office/word/2010/wordprocessingGroup" xmlns:wpi="http://schemas.microsoft.com/office/word/2010/wordprocessingInk" xmlns:wps="http://schemas.microsoft.com/office/word/2010/wordprocessingShape" mc:Ignorable="w14 wp14">
+  <w:p>
+    <w:pPr>
+      <w:pStyle w:val="Footer"/>
+    </w:pPr>
+  </w:p>
+</w:ftr>
+</file>
+
+<file path=word/footer3.xml><?xml version="1.0" encoding="utf-8"?>
+<w:ftr xmlns:m="http://schemas.openxmlformats.org/officeDocument/2006/math" xmlns:mc="http://schemas.openxmlformats.org/markup-compatibility/2006" xmlns:mo="http://schemas.microsoft.com/office/mac/office/2008/main" xmlns:mv="urn:schemas-microsoft-com:mac:vml" xmlns:o="urn:schemas-microsoft-com:office:office" xmlns:r="http://schemas.openxmlformats.org/officeDocument/2006/relationships" xmlns:v="urn:schemas-microsoft-com:vml" xmlns:w10="urn:schemas-microsoft-com:office:word" xmlns:w14="http://schemas.microsoft.com/office/word/2010/wordml" xmlns:w="http://schemas.openxmlformats.org/wordprocessingml/2006/main" xmlns:wne="http://schemas.microsoft.com/office/word/2006/wordml" xmlns:wp14="http://schemas.microsoft.com/office/word/2010/wordprocessingDrawing" xmlns:wp="http://schemas.openxmlformats.org/drawingml/2006/wordprocessingDrawing" xmlns:wpc="http://schemas.microsoft.com/office/word/2010/wordprocessingCanvas" xmlns:wpg="http://schemas.microsoft.com/office/word/2010/wordprocessingGroup" xmlns:wpi="http://schemas.microsoft.com/office/word/2010/wordprocessingInk" xmlns:wps="http://schemas.microsoft.com/office/word/2010/wordprocessingShape" mc:Ignorable="w14 wp14">
+  <w:p>
+    <w:pPr>
+      <w:pStyle w:val="Footer"/>
+    </w:pPr>
+  </w:p>
+</w:ftr>
+</file>
+
+<file path=word/header1.xml><?xml version="1.0" encoding="utf-8"?>
+<w:hdr xmlns:m="http://schemas.openxmlformats.org/officeDocument/2006/math" xmlns:mc="http://schemas.openxmlformats.org/markup-compatibility/2006" xmlns:mo="http://schemas.microsoft.com/office/mac/office/2008/main" xmlns:mv="urn:schemas-microsoft-com:mac:vml" xmlns:o="urn:schemas-microsoft-com:office:office" xmlns:r="http://schemas.openxmlformats.org/officeDocument/2006/relationships" xmlns:v="urn:schemas-microsoft-com:vml" xmlns:w10="urn:schemas-microsoft-com:office:word" xmlns:w14="http://schemas.microsoft.com/office/word/2010/wordml" xmlns:w="http://schemas.openxmlformats.org/wordprocessingml/2006/main" xmlns:wne="http://schemas.microsoft.com/office/word/2006/wordml" xmlns:wp14="http://schemas.microsoft.com/office/word/2010/wordprocessingDrawing" xmlns:wp="http://schemas.openxmlformats.org/drawingml/2006/wordprocessingDrawing" xmlns:wpc="http://schemas.microsoft.com/office/word/2010/wordprocessingCanvas" xmlns:wpg="http://schemas.microsoft.com/office/word/2010/wordprocessingGroup" xmlns:wpi="http://schemas.microsoft.com/office/word/2010/wordprocessingInk" xmlns:wps="http://schemas.microsoft.com/office/word/2010/wordprocessingShape" mc:Ignorable="w14 wp14">
+  <w:p>
+    <w:pPr>
+      <w:pStyle w:val="Header"/>
+    </w:pPr>
+  </w:p>
+</w:hdr>
+</file>
+
+<file path=word/header2.xml><?xml version="1.0" encoding="utf-8"?>
+<w:hdr xmlns:m="http://schemas.openxmlformats.org/officeDocument/2006/math" xmlns:mc="http://schemas.openxmlformats.org/markup-compatibility/2006" xmlns:mo="http://schemas.microsoft.com/office/mac/office/2008/main" xmlns:mv="urn:schemas-microsoft-com:mac:vml" xmlns:o="urn:schemas-microsoft-com:office:office" xmlns:r="http://schemas.openxmlformats.org/officeDocument/2006/relationships" xmlns:v="urn:schemas-microsoft-com:vml" xmlns:w10="urn:schemas-microsoft-com:office:word" xmlns:w14="http://schemas.microsoft.com/office/word/2010/wordml" xmlns:w="http://schemas.openxmlformats.org/wordprocessingml/2006/main" xmlns:wne="http://schemas.microsoft.com/office/word/2006/wordml" xmlns:wp14="http://schemas.microsoft.com/office/word/2010/wordprocessingDrawing" xmlns:wp="http://schemas.openxmlformats.org/drawingml/2006/wordprocessingDrawing" xmlns:wpc="http://schemas.microsoft.com/office/word/2010/wordprocessingCanvas" xmlns:wpg="http://schemas.microsoft.com/office/word/2010/wordprocessingGroup" xmlns:wpi="http://schemas.microsoft.com/office/word/2010/wordprocessingInk" xmlns:wps="http://schemas.microsoft.com/office/word/2010/wordprocessingShape" mc:Ignorable="w14 wp14">
+  <w:p>
+    <w:pPr>
+      <w:pStyle w:val="Header"/>
+    </w:pPr>
+  </w:p>
+</w:hdr>
+</file>
+
+<file path=word/header3.xml><?xml version="1.0" encoding="utf-8"?>
+<w:hdr xmlns:m="http://schemas.openxmlformats.org/officeDocument/2006/math" xmlns:mc="http://schemas.openxmlformats.org/markup-compatibility/2006" xmlns:mo="http://schemas.microsoft.com/office/mac/office/2008/main" xmlns:mv="urn:schemas-microsoft-com:mac:vml" xmlns:o="urn:schemas-microsoft-com:office:office" xmlns:r="http://schemas.openxmlformats.org/officeDocument/2006/relationships" xmlns:v="urn:schemas-microsoft-com:vml" xmlns:w10="urn:schemas-microsoft-com:office:word" xmlns:w14="http://schemas.microsoft.com/office/word/2010/wordml" xmlns:w="http://schemas.openxmlformats.org/wordprocessingml/2006/main" xmlns:wne="http://schemas.microsoft.com/office/word/2006/wordml" xmlns:wp14="http://schemas.microsoft.com/office/word/2010/wordprocessingDrawing" xmlns:wp="http://schemas.openxmlformats.org/drawingml/2006/wordprocessingDrawing" xmlns:wpc="http://schemas.microsoft.com/office/word/2010/wordprocessingCanvas" xmlns:wpg="http://schemas.microsoft.com/office/word/2010/wordprocessingGroup" xmlns:wpi="http://schemas.microsoft.com/office/word/2010/wordprocessingInk" xmlns:wps="http://schemas.microsoft.com/office/word/2010/wordprocessingShape" mc:Ignorable="w14 wp14">
+  <w:p>
+    <w:pPr>
+      <w:pStyle w:val="Header"/>
+    </w:pPr>
+  </w:p>
+</w:hdr>
 </file>
 
 <file path=word/numbering.xml><?xml version="1.0" encoding="utf-8"?>

--- a/test_data/smlouva21_anon.docx
+++ b/test_data/smlouva21_anon.docx
@@ -70,7 +70,7 @@
         </w:numPr>
       </w:pPr>
       <w:r>
-        <w:t>[[PERSON_4]] – „pro [[PERSON_4]]“, „s [[PERSON_3]]“</w:t>
+        <w:t>[[PERSON_3]] – „pro [[PERSON_3]]“, „s [[PERSON_3]]“</w:t>
       </w:r>
     </w:p>
     <w:p>
@@ -125,7 +125,7 @@
         </w:numPr>
       </w:pPr>
       <w:r>
-        <w:t>[[PERSON_9]] – „s [[PERSON_10]]“, „o [[PERSON_9]]“</w:t>
+        <w:t>[[PERSON_9]] – „s [[PERSON_9]]“, „o [[PERSON_9]]“</w:t>
       </w:r>
     </w:p>
     <w:p>
@@ -224,7 +224,7 @@
         </w:numPr>
       </w:pPr>
       <w:r>
-        <w:t>[[PERSON_19]] – „s [[PERSON_20]]“, „o [[PERSON_19]]“</w:t>
+        <w:t>[[PERSON_19]] – „s [[PERSON_19]]“, „o [[PERSON_19]]“</w:t>
       </w:r>
     </w:p>
     <w:p>
@@ -268,7 +268,7 @@
         </w:numPr>
       </w:pPr>
       <w:r>
-        <w:t>[[PERSON_24]] – „s [[PERSON_25]]“, „u [[PERSON_24]]“</w:t>
+        <w:t>[[PERSON_24]] – „s [[PERSON_24]]“, „u [[PERSON_24]]“</w:t>
       </w:r>
     </w:p>
     <w:p>
